--- a/pr-preview/pr-13/chapters/contrapositive-contradiction-tracked-changes.docx
+++ b/pr-preview/pr-13/chapters/contrapositive-contradiction-tracked-changes.docx
@@ -34,7 +34,7 @@
       </w:pPr>
       <w:ins w:id="2" w:author="PR Preview" w:date="2026-01-01T00:00:00Z">
         <w:r>
-          <w:t xml:space="preserve">Last modified: 2026-10-23 14:22:17 (PDT)</w:t>
+          <w:t xml:space="preserve">Last modified: 2026-10-23 14:30:12 (PDT)</w:t>
         </w:r>
       </w:ins>
     </w:p>
@@ -4079,12 +4079,16 @@
       <w:pPr>
         <w:pStyle w:val="BodyText"/>
       </w:pPr>
-      <w:r>
-        <w:t xml:space="preserve">A direct proof would start from</w:t>
-      </w:r>
-      <w:r>
-        <w:t xml:space="preserve"> </w:t>
-      </w:r>
+      <w:del w:id="3" w:author="PR Preview" w:date="2026-01-01T00:00:00Z">
+        <w:r>
+          <w:delText xml:space="preserve">A direct proof would start from</w:delText>
+        </w:r>
+      </w:del>
+      <w:del w:id="4" w:author="PR Preview" w:date="2026-01-01T00:00:00Z">
+        <w:r>
+          <w:delText xml:space="preserve"> </w:delText>
+        </w:r>
+      </w:del>
       <m:oMath>
         <m:r>
           <m:t>5</m:t>
@@ -4102,18 +4106,26 @@
           <m:t>y</m:t>
         </m:r>
       </m:oMath>
-      <w:r>
-        <w:t xml:space="preserve">,</w:t>
-      </w:r>
-      <w:r>
-        <w:t xml:space="preserve"> </w:t>
-      </w:r>
-      <w:r>
-        <w:t xml:space="preserve">which says only that</w:t>
-      </w:r>
-      <w:r>
-        <w:t xml:space="preserve"> </w:t>
-      </w:r>
+      <w:del w:id="5" w:author="PR Preview" w:date="2026-01-01T00:00:00Z">
+        <w:r>
+          <w:delText xml:space="preserve">,</w:delText>
+        </w:r>
+      </w:del>
+      <w:del w:id="6" w:author="PR Preview" w:date="2026-01-01T00:00:00Z">
+        <w:r>
+          <w:delText xml:space="preserve"> </w:delText>
+        </w:r>
+      </w:del>
+      <w:del w:id="7" w:author="PR Preview" w:date="2026-01-01T00:00:00Z">
+        <w:r>
+          <w:delText xml:space="preserve">which says only that</w:delText>
+        </w:r>
+      </w:del>
+      <w:del w:id="8" w:author="PR Preview" w:date="2026-01-01T00:00:00Z">
+        <w:r>
+          <w:delText xml:space="preserve"> </w:delText>
+        </w:r>
+      </w:del>
       <m:oMath>
         <m:r>
           <m:t>x</m:t>
@@ -4122,61 +4134,252 @@
           <m:t>y</m:t>
         </m:r>
       </m:oMath>
-      <w:r>
-        <w:t xml:space="preserve"> </w:t>
-      </w:r>
-      <w:r>
-        <w:t xml:space="preserve">is not</w:t>
-      </w:r>
-      <w:r>
-        <w:t xml:space="preserve"> </w:t>
-      </w:r>
+      <w:del w:id="9" w:author="PR Preview" w:date="2026-01-01T00:00:00Z">
+        <w:r>
+          <w:delText xml:space="preserve"> </w:delText>
+        </w:r>
+      </w:del>
+      <w:del w:id="10" w:author="PR Preview" w:date="2026-01-01T00:00:00Z">
+        <w:r>
+          <w:delText xml:space="preserve">is not</w:delText>
+        </w:r>
+      </w:del>
+      <w:del w:id="11" w:author="PR Preview" w:date="2026-01-01T00:00:00Z">
+        <w:r>
+          <w:delText xml:space="preserve"> </w:delText>
+        </w:r>
+      </w:del>
       <m:oMath>
         <m:r>
           <m:t>5</m:t>
         </m:r>
       </m:oMath>
-      <w:r>
-        <w:t xml:space="preserve"> </w:t>
-      </w:r>
-      <w:r>
-        <w:t xml:space="preserve">times an integer,</w:t>
-      </w:r>
-      <w:r>
-        <w:t xml:space="preserve"> </w:t>
-      </w:r>
-      <w:r>
-        <w:t xml:space="preserve">and gives no equation to work with.</w:t>
-      </w:r>
-      <w:r>
-        <w:t xml:space="preserve"> </w:t>
-      </w:r>
-      <w:r>
-        <w:t xml:space="preserve">By De Morgan’s laws (</w:t>
-      </w:r>
+      <w:del w:id="12" w:author="PR Preview" w:date="2026-01-01T00:00:00Z">
+        <w:r>
+          <w:delText xml:space="preserve"> </w:delText>
+        </w:r>
+      </w:del>
+      <w:del w:id="13" w:author="PR Preview" w:date="2026-01-01T00:00:00Z">
+        <w:r>
+          <w:delText xml:space="preserve">times an integer,</w:delText>
+        </w:r>
+      </w:del>
+      <w:del w:id="14" w:author="PR Preview" w:date="2026-01-01T00:00:00Z">
+        <w:r>
+          <w:delText xml:space="preserve"> </w:delText>
+        </w:r>
+      </w:del>
+      <w:del w:id="15" w:author="PR Preview" w:date="2026-01-01T00:00:00Z">
+        <w:r>
+          <w:delText xml:space="preserve">and gives no equation to work with.</w:delText>
+        </w:r>
+      </w:del>
+      <w:del w:id="16" w:author="PR Preview" w:date="2026-01-01T00:00:00Z">
+        <w:r>
+          <w:delText xml:space="preserve"> </w:delText>
+        </w:r>
+      </w:del>
+      <w:del w:id="17" w:author="PR Preview" w:date="2026-01-01T00:00:00Z">
+        <w:r>
+          <w:delText xml:space="preserve">By De Morgan’s laws (</w:delText>
+        </w:r>
+      </w:del>
       <w:hyperlink r:id="rId38">
+        <w:del w:id="18" w:author="PR Preview" w:date="2026-01-01T00:00:00Z">
+          <w:r>
+            <w:rPr>
+              <w:rStyle w:val="Hyperlink"/>
+            </w:rPr>
+            <w:delText xml:space="preserve">Theorem: De Morgan's laws</w:delText>
+          </w:r>
+        </w:del>
+      </w:hyperlink>
+      <w:del w:id="19" w:author="PR Preview" w:date="2026-01-01T00:00:00Z">
         <w:r>
-          <w:rPr>
-            <w:rStyle w:val="Hyperlink"/>
-          </w:rPr>
-          <w:t xml:space="preserve">Theorem: De Morgan's laws</w:t>
+          <w:delText xml:space="preserve">),</w:delText>
         </w:r>
+      </w:del>
+      <w:del w:id="20" w:author="PR Preview" w:date="2026-01-01T00:00:00Z">
+        <w:r>
+          <w:delText xml:space="preserve"> </w:delText>
+        </w:r>
+      </w:del>
+      <w:del w:id="21" w:author="PR Preview" w:date="2026-01-01T00:00:00Z">
+        <w:r>
+          <w:delText xml:space="preserve">the negation of</w:delText>
+        </w:r>
+      </w:del>
+      <w:del w:id="22" w:author="PR Preview" w:date="2026-01-01T00:00:00Z">
+        <w:r>
+          <w:delText xml:space="preserve"> </w:delText>
+        </w:r>
+      </w:del>
+      <w:del w:id="23" w:author="PR Preview" w:date="2026-01-01T00:00:00Z">
+        <w:r>
+          <w:delText xml:space="preserve">“</w:delText>
+        </w:r>
+      </w:del>
+      <m:oMath>
+        <m:r>
+          <m:t>5</m:t>
+        </m:r>
+        <m:r>
+          <m:rPr>
+            <m:sty m:val="p"/>
+          </m:rPr>
+          <m:t>∤</m:t>
+        </m:r>
+        <m:r>
+          <m:t>x</m:t>
+        </m:r>
+      </m:oMath>
+      <w:del w:id="24" w:author="PR Preview" w:date="2026-01-01T00:00:00Z">
+        <w:r>
+          <w:delText xml:space="preserve"> </w:delText>
+        </w:r>
+      </w:del>
+      <w:del w:id="25" w:author="PR Preview" w:date="2026-01-01T00:00:00Z">
+        <w:r>
+          <w:delText xml:space="preserve">and</w:delText>
+        </w:r>
+      </w:del>
+      <w:del w:id="26" w:author="PR Preview" w:date="2026-01-01T00:00:00Z">
+        <w:r>
+          <w:delText xml:space="preserve"> </w:delText>
+        </w:r>
+      </w:del>
+      <m:oMath>
+        <m:r>
+          <m:t>5</m:t>
+        </m:r>
+        <m:r>
+          <m:rPr>
+            <m:sty m:val="p"/>
+          </m:rPr>
+          <m:t>∤</m:t>
+        </m:r>
+        <m:r>
+          <m:t>y</m:t>
+        </m:r>
+      </m:oMath>
+      <w:del w:id="27" w:author="PR Preview" w:date="2026-01-01T00:00:00Z">
+        <w:r>
+          <w:delText xml:space="preserve">”</w:delText>
+        </w:r>
+      </w:del>
+      <w:del w:id="28" w:author="PR Preview" w:date="2026-01-01T00:00:00Z">
+        <w:r>
+          <w:delText xml:space="preserve"> </w:delText>
+        </w:r>
+      </w:del>
+      <w:del w:id="29" w:author="PR Preview" w:date="2026-01-01T00:00:00Z">
+        <w:r>
+          <w:delText xml:space="preserve">is</w:delText>
+        </w:r>
+      </w:del>
+      <w:del w:id="30" w:author="PR Preview" w:date="2026-01-01T00:00:00Z">
+        <w:r>
+          <w:delText xml:space="preserve"> </w:delText>
+        </w:r>
+      </w:del>
+      <w:del w:id="31" w:author="PR Preview" w:date="2026-01-01T00:00:00Z">
+        <w:r>
+          <w:delText xml:space="preserve">“</w:delText>
+        </w:r>
+      </w:del>
+      <m:oMath>
+        <m:r>
+          <m:t>5</m:t>
+        </m:r>
+        <m:r>
+          <m:rPr>
+            <m:sty m:val="p"/>
+          </m:rPr>
+          <m:t>∣</m:t>
+        </m:r>
+        <m:r>
+          <m:t>x</m:t>
+        </m:r>
+      </m:oMath>
+      <w:del w:id="32" w:author="PR Preview" w:date="2026-01-01T00:00:00Z">
+        <w:r>
+          <w:delText xml:space="preserve"> </w:delText>
+        </w:r>
+      </w:del>
+      <w:del w:id="33" w:author="PR Preview" w:date="2026-01-01T00:00:00Z">
+        <w:r>
+          <w:delText xml:space="preserve">or</w:delText>
+        </w:r>
+      </w:del>
+      <w:del w:id="34" w:author="PR Preview" w:date="2026-01-01T00:00:00Z">
+        <w:r>
+          <w:delText xml:space="preserve"> </w:delText>
+        </w:r>
+      </w:del>
+      <m:oMath>
+        <m:r>
+          <m:t>5</m:t>
+        </m:r>
+        <m:r>
+          <m:rPr>
+            <m:sty m:val="p"/>
+          </m:rPr>
+          <m:t>∣</m:t>
+        </m:r>
+        <m:r>
+          <m:t>y</m:t>
+        </m:r>
+      </m:oMath>
+      <w:del w:id="35" w:author="PR Preview" w:date="2026-01-01T00:00:00Z">
+        <w:r>
+          <w:delText xml:space="preserve">”</w:delText>
+        </w:r>
+      </w:del>
+      <w:del w:id="36" w:author="PR Preview" w:date="2026-01-01T00:00:00Z">
+        <w:r>
+          <w:delText xml:space="preserve">,</w:delText>
+        </w:r>
+      </w:del>
+      <w:del w:id="37" w:author="PR Preview" w:date="2026-01-01T00:00:00Z">
+        <w:r>
+          <w:delText xml:space="preserve"> </w:delText>
+        </w:r>
+      </w:del>
+      <w:del w:id="38" w:author="PR Preview" w:date="2026-01-01T00:00:00Z">
+        <w:r>
+          <w:delText xml:space="preserve">so the contrapositive (</w:delText>
+        </w:r>
+      </w:del>
+      <w:hyperlink w:anchor="def-contrapositive">
+        <w:del w:id="39" w:author="PR Preview" w:date="2026-01-01T00:00:00Z">
+          <w:r>
+            <w:rPr>
+              <w:rStyle w:val="Hyperlink"/>
+            </w:rPr>
+            <w:delText xml:space="preserve">Definition 2</w:delText>
+          </w:r>
+        </w:del>
       </w:hyperlink>
-      <w:r>
-        <w:t xml:space="preserve">),</w:t>
-      </w:r>
-      <w:r>
-        <w:t xml:space="preserve"> </w:t>
-      </w:r>
-      <w:r>
-        <w:t xml:space="preserve">the negation of</w:t>
-      </w:r>
-      <w:r>
-        <w:t xml:space="preserve"> </w:t>
-      </w:r>
-      <w:r>
-        <w:t xml:space="preserve">“</w:t>
-      </w:r>
+      <w:del w:id="40" w:author="PR Preview" w:date="2026-01-01T00:00:00Z">
+        <w:r>
+          <w:delText xml:space="preserve">) is</w:delText>
+        </w:r>
+      </w:del>
+      <w:del w:id="41" w:author="PR Preview" w:date="2026-01-01T00:00:00Z">
+        <w:r>
+          <w:delText xml:space="preserve"> </w:delText>
+        </w:r>
+      </w:del>
+      <w:del w:id="42" w:author="PR Preview" w:date="2026-01-01T00:00:00Z">
+        <w:r>
+          <w:delText xml:space="preserve">“if</w:delText>
+        </w:r>
+      </w:del>
+      <w:del w:id="43" w:author="PR Preview" w:date="2026-01-01T00:00:00Z">
+        <w:r>
+          <w:delText xml:space="preserve"> </w:delText>
+        </w:r>
+      </w:del>
       <m:oMath>
         <m:r>
           <m:t>5</m:t>
@@ -4185,25 +4388,252 @@
           <m:rPr>
             <m:sty m:val="p"/>
           </m:rPr>
+          <m:t>∣</m:t>
+        </m:r>
+        <m:r>
+          <m:t>x</m:t>
+        </m:r>
+      </m:oMath>
+      <w:del w:id="44" w:author="PR Preview" w:date="2026-01-01T00:00:00Z">
+        <w:r>
+          <w:delText xml:space="preserve"> </w:delText>
+        </w:r>
+      </w:del>
+      <w:del w:id="45" w:author="PR Preview" w:date="2026-01-01T00:00:00Z">
+        <w:r>
+          <w:delText xml:space="preserve">or</w:delText>
+        </w:r>
+      </w:del>
+      <w:del w:id="46" w:author="PR Preview" w:date="2026-01-01T00:00:00Z">
+        <w:r>
+          <w:delText xml:space="preserve"> </w:delText>
+        </w:r>
+      </w:del>
+      <m:oMath>
+        <m:r>
+          <m:t>5</m:t>
+        </m:r>
+        <m:r>
+          <m:rPr>
+            <m:sty m:val="p"/>
+          </m:rPr>
+          <m:t>∣</m:t>
+        </m:r>
+        <m:r>
+          <m:t>y</m:t>
+        </m:r>
+      </m:oMath>
+      <w:del w:id="47" w:author="PR Preview" w:date="2026-01-01T00:00:00Z">
+        <w:r>
+          <w:delText xml:space="preserve">, then</w:delText>
+        </w:r>
+      </w:del>
+      <w:del w:id="48" w:author="PR Preview" w:date="2026-01-01T00:00:00Z">
+        <w:r>
+          <w:delText xml:space="preserve"> </w:delText>
+        </w:r>
+      </w:del>
+      <m:oMath>
+        <m:r>
+          <m:t>5</m:t>
+        </m:r>
+        <m:r>
+          <m:rPr>
+            <m:sty m:val="p"/>
+          </m:rPr>
+          <m:t>∣</m:t>
+        </m:r>
+        <m:r>
+          <m:t>x</m:t>
+        </m:r>
+        <m:r>
+          <m:t>y</m:t>
+        </m:r>
+      </m:oMath>
+      <w:del w:id="49" w:author="PR Preview" w:date="2026-01-01T00:00:00Z">
+        <w:r>
+          <w:delText xml:space="preserve">”</w:delText>
+        </w:r>
+      </w:del>
+      <w:del w:id="50" w:author="PR Preview" w:date="2026-01-01T00:00:00Z">
+        <w:r>
+          <w:delText xml:space="preserve">.</w:delText>
+        </w:r>
+      </w:del>
+      <w:del w:id="51" w:author="PR Preview" w:date="2026-01-01T00:00:00Z">
+        <w:r>
+          <w:delText xml:space="preserve"> </w:delText>
+        </w:r>
+      </w:del>
+      <w:del w:id="52" w:author="PR Preview" w:date="2026-01-01T00:00:00Z">
+        <w:r>
+          <w:delText xml:space="preserve">We prove it by cases (</w:delText>
+        </w:r>
+      </w:del>
+      <w:hyperlink r:id="rId39">
+        <w:del w:id="53" w:author="PR Preview" w:date="2026-01-01T00:00:00Z">
+          <w:r>
+            <w:rPr>
+              <w:rStyle w:val="Hyperlink"/>
+            </w:rPr>
+            <w:delText xml:space="preserve">Definition: Proof by cases</w:delText>
+          </w:r>
+        </w:del>
+      </w:hyperlink>
+      <w:del w:id="54" w:author="PR Preview" w:date="2026-01-01T00:00:00Z">
+        <w:r>
+          <w:delText xml:space="preserve">).</w:delText>
+        </w:r>
+      </w:del>
+    </w:p>
+    <w:p>
+      <w:pPr>
+        <w:pStyle w:val="BodyText"/>
+      </w:pPr>
+      <w:ins w:id="55" w:author="PR Preview" w:date="2026-01-01T00:00:00Z">
+        <w:r>
+          <w:t xml:space="preserve">A direct proof would start from</w:t>
+        </w:r>
+      </w:ins>
+      <w:ins w:id="56" w:author="PR Preview" w:date="2026-01-01T00:00:00Z">
+        <w:r>
+          <w:t xml:space="preserve"> </w:t>
+        </w:r>
+      </w:ins>
+      <m:oMath>
+        <m:r>
+          <m:t>5</m:t>
+        </m:r>
+        <m:r>
+          <m:rPr>
+            <m:sty m:val="p"/>
+          </m:rPr>
           <m:t>∤</m:t>
         </m:r>
         <m:r>
           <m:t>x</m:t>
         </m:r>
-      </m:oMath>
-      <w:r>
-        <w:t xml:space="preserve"> </w:t>
-      </w:r>
-      <w:r>
-        <w:t xml:space="preserve">and</w:t>
-      </w:r>
-      <w:r>
-        <w:t xml:space="preserve"> </w:t>
-      </w:r>
+        <m:r>
+          <m:t>y</m:t>
+        </m:r>
+      </m:oMath>
+      <w:ins w:id="57" w:author="PR Preview" w:date="2026-01-01T00:00:00Z">
+        <w:r>
+          <w:t xml:space="preserve">,</w:t>
+        </w:r>
+      </w:ins>
+      <w:ins w:id="58" w:author="PR Preview" w:date="2026-01-01T00:00:00Z">
+        <w:r>
+          <w:t xml:space="preserve"> </w:t>
+        </w:r>
+      </w:ins>
+      <w:ins w:id="59" w:author="PR Preview" w:date="2026-01-01T00:00:00Z">
+        <w:r>
+          <w:t xml:space="preserve">which says only that</w:t>
+        </w:r>
+      </w:ins>
+      <w:ins w:id="60" w:author="PR Preview" w:date="2026-01-01T00:00:00Z">
+        <w:r>
+          <w:t xml:space="preserve"> </w:t>
+        </w:r>
+      </w:ins>
+      <m:oMath>
+        <m:r>
+          <m:t>x</m:t>
+        </m:r>
+        <m:r>
+          <m:t>y</m:t>
+        </m:r>
+      </m:oMath>
+      <w:ins w:id="61" w:author="PR Preview" w:date="2026-01-01T00:00:00Z">
+        <w:r>
+          <w:t xml:space="preserve"> </w:t>
+        </w:r>
+      </w:ins>
+      <w:ins w:id="62" w:author="PR Preview" w:date="2026-01-01T00:00:00Z">
+        <w:r>
+          <w:t xml:space="preserve">is not</w:t>
+        </w:r>
+      </w:ins>
+      <w:ins w:id="63" w:author="PR Preview" w:date="2026-01-01T00:00:00Z">
+        <w:r>
+          <w:t xml:space="preserve"> </w:t>
+        </w:r>
+      </w:ins>
       <m:oMath>
         <m:r>
           <m:t>5</m:t>
         </m:r>
+      </m:oMath>
+      <w:ins w:id="64" w:author="PR Preview" w:date="2026-01-01T00:00:00Z">
+        <w:r>
+          <w:t xml:space="preserve"> </w:t>
+        </w:r>
+      </w:ins>
+      <w:ins w:id="65" w:author="PR Preview" w:date="2026-01-01T00:00:00Z">
+        <w:r>
+          <w:t xml:space="preserve">times an integer,</w:t>
+        </w:r>
+      </w:ins>
+      <w:ins w:id="66" w:author="PR Preview" w:date="2026-01-01T00:00:00Z">
+        <w:r>
+          <w:t xml:space="preserve"> </w:t>
+        </w:r>
+      </w:ins>
+      <w:ins w:id="67" w:author="PR Preview" w:date="2026-01-01T00:00:00Z">
+        <w:r>
+          <w:t xml:space="preserve">and gives no equation to work with.</w:t>
+        </w:r>
+      </w:ins>
+      <w:ins w:id="68" w:author="PR Preview" w:date="2026-01-01T00:00:00Z">
+        <w:r>
+          <w:t xml:space="preserve"> </w:t>
+        </w:r>
+      </w:ins>
+      <w:ins w:id="69" w:author="PR Preview" w:date="2026-01-01T00:00:00Z">
+        <w:r>
+          <w:t xml:space="preserve">By De Morgan’s laws (</w:t>
+        </w:r>
+      </w:ins>
+      <w:hyperlink r:id="rId38">
+        <w:ins w:id="70" w:author="PR Preview" w:date="2026-01-01T00:00:00Z">
+          <w:r>
+            <w:rPr>
+              <w:rStyle w:val="Hyperlink"/>
+            </w:rPr>
+            <w:t xml:space="preserve">Theorem: De Morgan’s laws</w:t>
+          </w:r>
+        </w:ins>
+      </w:hyperlink>
+      <w:ins w:id="71" w:author="PR Preview" w:date="2026-01-01T00:00:00Z">
+        <w:r>
+          <w:t xml:space="preserve">),</w:t>
+        </w:r>
+      </w:ins>
+      <w:ins w:id="72" w:author="PR Preview" w:date="2026-01-01T00:00:00Z">
+        <w:r>
+          <w:t xml:space="preserve"> </w:t>
+        </w:r>
+      </w:ins>
+      <w:ins w:id="73" w:author="PR Preview" w:date="2026-01-01T00:00:00Z">
+        <w:r>
+          <w:t xml:space="preserve">the negation of</w:t>
+        </w:r>
+      </w:ins>
+      <w:ins w:id="74" w:author="PR Preview" w:date="2026-01-01T00:00:00Z">
+        <w:r>
+          <w:t xml:space="preserve"> </w:t>
+        </w:r>
+      </w:ins>
+      <w:ins w:id="75" w:author="PR Preview" w:date="2026-01-01T00:00:00Z">
+        <w:r>
+          <w:t xml:space="preserve">“</w:t>
+        </w:r>
+      </w:ins>
+      <m:oMath>
+        <m:r>
+          <m:t>5</m:t>
+        </m:r>
         <m:r>
           <m:rPr>
             <m:sty m:val="p"/>
@@ -4211,24 +4641,63 @@
           <m:t>∤</m:t>
         </m:r>
         <m:r>
+          <m:t>x</m:t>
+        </m:r>
+      </m:oMath>
+      <w:ins w:id="76" w:author="PR Preview" w:date="2026-01-01T00:00:00Z">
+        <w:r>
+          <w:t xml:space="preserve"> </w:t>
+        </w:r>
+      </w:ins>
+      <w:ins w:id="77" w:author="PR Preview" w:date="2026-01-01T00:00:00Z">
+        <w:r>
+          <w:t xml:space="preserve">and</w:t>
+        </w:r>
+      </w:ins>
+      <w:ins w:id="78" w:author="PR Preview" w:date="2026-01-01T00:00:00Z">
+        <w:r>
+          <w:t xml:space="preserve"> </w:t>
+        </w:r>
+      </w:ins>
+      <m:oMath>
+        <m:r>
+          <m:t>5</m:t>
+        </m:r>
+        <m:r>
+          <m:rPr>
+            <m:sty m:val="p"/>
+          </m:rPr>
+          <m:t>∤</m:t>
+        </m:r>
+        <m:r>
           <m:t>y</m:t>
         </m:r>
       </m:oMath>
-      <w:r>
-        <w:t xml:space="preserve">”</w:t>
-      </w:r>
-      <w:r>
-        <w:t xml:space="preserve"> </w:t>
-      </w:r>
-      <w:r>
-        <w:t xml:space="preserve">is</w:t>
-      </w:r>
-      <w:r>
-        <w:t xml:space="preserve"> </w:t>
-      </w:r>
-      <w:r>
-        <w:t xml:space="preserve">“</w:t>
-      </w:r>
+      <w:ins w:id="79" w:author="PR Preview" w:date="2026-01-01T00:00:00Z">
+        <w:r>
+          <w:t xml:space="preserve">”</w:t>
+        </w:r>
+      </w:ins>
+      <w:ins w:id="80" w:author="PR Preview" w:date="2026-01-01T00:00:00Z">
+        <w:r>
+          <w:t xml:space="preserve"> </w:t>
+        </w:r>
+      </w:ins>
+      <w:ins w:id="81" w:author="PR Preview" w:date="2026-01-01T00:00:00Z">
+        <w:r>
+          <w:t xml:space="preserve">is</w:t>
+        </w:r>
+      </w:ins>
+      <w:ins w:id="82" w:author="PR Preview" w:date="2026-01-01T00:00:00Z">
+        <w:r>
+          <w:t xml:space="preserve"> </w:t>
+        </w:r>
+      </w:ins>
+      <w:ins w:id="83" w:author="PR Preview" w:date="2026-01-01T00:00:00Z">
+        <w:r>
+          <w:t xml:space="preserve">“</w:t>
+        </w:r>
+      </w:ins>
       <m:oMath>
         <m:r>
           <m:t>5</m:t>
@@ -4243,15 +4712,21 @@
           <m:t>x</m:t>
         </m:r>
       </m:oMath>
-      <w:r>
-        <w:t xml:space="preserve"> </w:t>
-      </w:r>
-      <w:r>
-        <w:t xml:space="preserve">or</w:t>
-      </w:r>
-      <w:r>
-        <w:t xml:space="preserve"> </w:t>
-      </w:r>
+      <w:ins w:id="84" w:author="PR Preview" w:date="2026-01-01T00:00:00Z">
+        <w:r>
+          <w:t xml:space="preserve"> </w:t>
+        </w:r>
+      </w:ins>
+      <w:ins w:id="85" w:author="PR Preview" w:date="2026-01-01T00:00:00Z">
+        <w:r>
+          <w:t xml:space="preserve">or</w:t>
+        </w:r>
+      </w:ins>
+      <w:ins w:id="86" w:author="PR Preview" w:date="2026-01-01T00:00:00Z">
+        <w:r>
+          <w:t xml:space="preserve"> </w:t>
+        </w:r>
+      </w:ins>
       <m:oMath>
         <m:r>
           <m:t>5</m:t>
@@ -4266,121 +4741,161 @@
           <m:t>y</m:t>
         </m:r>
       </m:oMath>
-      <w:r>
-        <w:t xml:space="preserve">”</w:t>
-      </w:r>
-      <w:r>
-        <w:t xml:space="preserve">,</w:t>
-      </w:r>
-      <w:r>
-        <w:t xml:space="preserve"> </w:t>
-      </w:r>
-      <w:r>
-        <w:t xml:space="preserve">so the contrapositive (</w:t>
-      </w:r>
+      <w:ins w:id="87" w:author="PR Preview" w:date="2026-01-01T00:00:00Z">
+        <w:r>
+          <w:t xml:space="preserve">”</w:t>
+        </w:r>
+      </w:ins>
+      <w:ins w:id="88" w:author="PR Preview" w:date="2026-01-01T00:00:00Z">
+        <w:r>
+          <w:t xml:space="preserve">,</w:t>
+        </w:r>
+      </w:ins>
+      <w:ins w:id="89" w:author="PR Preview" w:date="2026-01-01T00:00:00Z">
+        <w:r>
+          <w:t xml:space="preserve"> </w:t>
+        </w:r>
+      </w:ins>
+      <w:ins w:id="90" w:author="PR Preview" w:date="2026-01-01T00:00:00Z">
+        <w:r>
+          <w:t xml:space="preserve">so the contrapositive (</w:t>
+        </w:r>
+      </w:ins>
       <w:hyperlink w:anchor="def-contrapositive">
+        <w:ins w:id="91" w:author="PR Preview" w:date="2026-01-01T00:00:00Z">
+          <w:r>
+            <w:rPr>
+              <w:rStyle w:val="Hyperlink"/>
+            </w:rPr>
+            <w:t xml:space="preserve">Definition 2</w:t>
+          </w:r>
+        </w:ins>
+      </w:hyperlink>
+      <w:ins w:id="92" w:author="PR Preview" w:date="2026-01-01T00:00:00Z">
         <w:r>
-          <w:rPr>
-            <w:rStyle w:val="Hyperlink"/>
-          </w:rPr>
-          <w:t xml:space="preserve">Definition 2</w:t>
+          <w:t xml:space="preserve">) is</w:t>
         </w:r>
+      </w:ins>
+      <w:ins w:id="93" w:author="PR Preview" w:date="2026-01-01T00:00:00Z">
+        <w:r>
+          <w:t xml:space="preserve"> </w:t>
+        </w:r>
+      </w:ins>
+      <w:ins w:id="94" w:author="PR Preview" w:date="2026-01-01T00:00:00Z">
+        <w:r>
+          <w:t xml:space="preserve">“if</w:t>
+        </w:r>
+      </w:ins>
+      <w:ins w:id="95" w:author="PR Preview" w:date="2026-01-01T00:00:00Z">
+        <w:r>
+          <w:t xml:space="preserve"> </w:t>
+        </w:r>
+      </w:ins>
+      <m:oMath>
+        <m:r>
+          <m:t>5</m:t>
+        </m:r>
+        <m:r>
+          <m:rPr>
+            <m:sty m:val="p"/>
+          </m:rPr>
+          <m:t>∣</m:t>
+        </m:r>
+        <m:r>
+          <m:t>x</m:t>
+        </m:r>
+      </m:oMath>
+      <w:ins w:id="96" w:author="PR Preview" w:date="2026-01-01T00:00:00Z">
+        <w:r>
+          <w:t xml:space="preserve"> </w:t>
+        </w:r>
+      </w:ins>
+      <w:ins w:id="97" w:author="PR Preview" w:date="2026-01-01T00:00:00Z">
+        <w:r>
+          <w:t xml:space="preserve">or</w:t>
+        </w:r>
+      </w:ins>
+      <w:ins w:id="98" w:author="PR Preview" w:date="2026-01-01T00:00:00Z">
+        <w:r>
+          <w:t xml:space="preserve"> </w:t>
+        </w:r>
+      </w:ins>
+      <m:oMath>
+        <m:r>
+          <m:t>5</m:t>
+        </m:r>
+        <m:r>
+          <m:rPr>
+            <m:sty m:val="p"/>
+          </m:rPr>
+          <m:t>∣</m:t>
+        </m:r>
+        <m:r>
+          <m:t>y</m:t>
+        </m:r>
+      </m:oMath>
+      <w:ins w:id="99" w:author="PR Preview" w:date="2026-01-01T00:00:00Z">
+        <w:r>
+          <w:t xml:space="preserve">, then</w:t>
+        </w:r>
+      </w:ins>
+      <w:ins w:id="100" w:author="PR Preview" w:date="2026-01-01T00:00:00Z">
+        <w:r>
+          <w:t xml:space="preserve"> </w:t>
+        </w:r>
+      </w:ins>
+      <m:oMath>
+        <m:r>
+          <m:t>5</m:t>
+        </m:r>
+        <m:r>
+          <m:rPr>
+            <m:sty m:val="p"/>
+          </m:rPr>
+          <m:t>∣</m:t>
+        </m:r>
+        <m:r>
+          <m:t>x</m:t>
+        </m:r>
+        <m:r>
+          <m:t>y</m:t>
+        </m:r>
+      </m:oMath>
+      <w:ins w:id="101" w:author="PR Preview" w:date="2026-01-01T00:00:00Z">
+        <w:r>
+          <w:t xml:space="preserve">”</w:t>
+        </w:r>
+      </w:ins>
+      <w:ins w:id="102" w:author="PR Preview" w:date="2026-01-01T00:00:00Z">
+        <w:r>
+          <w:t xml:space="preserve">.</w:t>
+        </w:r>
+      </w:ins>
+      <w:ins w:id="103" w:author="PR Preview" w:date="2026-01-01T00:00:00Z">
+        <w:r>
+          <w:t xml:space="preserve"> </w:t>
+        </w:r>
+      </w:ins>
+      <w:ins w:id="104" w:author="PR Preview" w:date="2026-01-01T00:00:00Z">
+        <w:r>
+          <w:t xml:space="preserve">We prove it by cases (</w:t>
+        </w:r>
+      </w:ins>
+      <w:hyperlink r:id="rId39">
+        <w:ins w:id="105" w:author="PR Preview" w:date="2026-01-01T00:00:00Z">
+          <w:r>
+            <w:rPr>
+              <w:rStyle w:val="Hyperlink"/>
+            </w:rPr>
+            <w:t xml:space="preserve">Definition: Proof by cases</w:t>
+          </w:r>
+        </w:ins>
       </w:hyperlink>
-      <w:r>
-        <w:t xml:space="preserve">) is</w:t>
-      </w:r>
-      <w:r>
-        <w:t xml:space="preserve"> </w:t>
-      </w:r>
-      <w:r>
-        <w:t xml:space="preserve">“if</w:t>
-      </w:r>
-      <w:r>
-        <w:t xml:space="preserve"> </w:t>
-      </w:r>
-      <m:oMath>
-        <m:r>
-          <m:t>5</m:t>
-        </m:r>
-        <m:r>
-          <m:rPr>
-            <m:sty m:val="p"/>
-          </m:rPr>
-          <m:t>∣</m:t>
-        </m:r>
-        <m:r>
-          <m:t>x</m:t>
-        </m:r>
-      </m:oMath>
-      <w:r>
-        <w:t xml:space="preserve"> </w:t>
-      </w:r>
-      <w:r>
-        <w:t xml:space="preserve">or</w:t>
-      </w:r>
-      <w:r>
-        <w:t xml:space="preserve"> </w:t>
-      </w:r>
-      <m:oMath>
-        <m:r>
-          <m:t>5</m:t>
-        </m:r>
-        <m:r>
-          <m:rPr>
-            <m:sty m:val="p"/>
-          </m:rPr>
-          <m:t>∣</m:t>
-        </m:r>
-        <m:r>
-          <m:t>y</m:t>
-        </m:r>
-      </m:oMath>
-      <w:r>
-        <w:t xml:space="preserve">, then</w:t>
-      </w:r>
-      <w:r>
-        <w:t xml:space="preserve"> </w:t>
-      </w:r>
-      <m:oMath>
-        <m:r>
-          <m:t>5</m:t>
-        </m:r>
-        <m:r>
-          <m:rPr>
-            <m:sty m:val="p"/>
-          </m:rPr>
-          <m:t>∣</m:t>
-        </m:r>
-        <m:r>
-          <m:t>x</m:t>
-        </m:r>
-        <m:r>
-          <m:t>y</m:t>
-        </m:r>
-      </m:oMath>
-      <w:r>
-        <w:t xml:space="preserve">”</w:t>
-      </w:r>
-      <w:r>
-        <w:t xml:space="preserve">.</w:t>
-      </w:r>
-      <w:r>
-        <w:t xml:space="preserve"> </w:t>
-      </w:r>
-      <w:r>
-        <w:t xml:space="preserve">We prove it by cases (</w:t>
-      </w:r>
-      <w:hyperlink r:id="rId39">
+      <w:ins w:id="106" w:author="PR Preview" w:date="2026-01-01T00:00:00Z">
         <w:r>
-          <w:rPr>
-            <w:rStyle w:val="Hyperlink"/>
-          </w:rPr>
-          <w:t xml:space="preserve">Definition: Proof by cases</w:t>
+          <w:t xml:space="preserve">).</w:t>
         </w:r>
-      </w:hyperlink>
-      <w:r>
-        <w:t xml:space="preserve">).</w:t>
-      </w:r>
+      </w:ins>
     </w:p>
     <w:p>
       <w:pPr>
